--- a/Document/02_Quarterly_Work_Plan.docx
+++ b/Document/02_Quarterly_Work_Plan.docx
@@ -261,7 +261,7 @@
                 <w:color w:val="334155"/>
                 <w:sz w:val="16"/>
               </w:rPr>
-              <w:t>Armaan Samir Jena (Engineering Lead)</w:t>
+              <w:t>Armaan Samir Jena (Applicant 2 / Engineering Lead)</w:t>
             </w:r>
           </w:p>
         </w:tc>
@@ -352,7 +352,7 @@
                 <w:color w:val="334155"/>
                 <w:sz w:val="16"/>
               </w:rPr>
-              <w:t>Armaan Samir Jena &amp; Research Staff</w:t>
+              <w:t>Armaan Samir Jena (Applicant 2) &amp; Research Staff</w:t>
             </w:r>
           </w:p>
         </w:tc>
@@ -443,7 +443,7 @@
                 <w:color w:val="334155"/>
                 <w:sz w:val="16"/>
               </w:rPr>
-              <w:t>Dr. VIJAYANANDA (Clinical Lead)</w:t>
+              <w:t>Dr. VIJAYANANDA (Applicant 1 / Clinical Lead)</w:t>
             </w:r>
           </w:p>
         </w:tc>
@@ -534,7 +534,7 @@
                 <w:color w:val="334155"/>
                 <w:sz w:val="16"/>
               </w:rPr>
-              <w:t>Dr. VIJAYANANDA &amp; Faculty Reviewers</w:t>
+              <w:t>Dr. VIJAYANANDA (Applicant 1) &amp; Faculty Reviewers</w:t>
             </w:r>
           </w:p>
         </w:tc>
@@ -625,7 +625,7 @@
                 <w:color w:val="334155"/>
                 <w:sz w:val="16"/>
               </w:rPr>
-              <w:t>Armaan Samir Jena &amp; Simulation Staff</w:t>
+              <w:t>Armaan Samir Jena (Applicant 2) &amp; Simulation Staff</w:t>
             </w:r>
           </w:p>
         </w:tc>
@@ -716,7 +716,7 @@
                 <w:color w:val="334155"/>
                 <w:sz w:val="16"/>
               </w:rPr>
-              <w:t>Dr. VIJAYANANDA &amp; Armaan Samir Jena</w:t>
+              <w:t>Dr. VIJAYANANDA (Applicant 1) &amp; Armaan Samir Jena (Applicant 2)</w:t>
             </w:r>
           </w:p>
         </w:tc>
